--- a/examples/patterns/doc/20-cspade-sequences.docx
+++ b/examples/patterns/doc/20-cspade-sequences.docx
@@ -25,7 +25,7 @@
         <w:t xml:space="preserve">pat_cspade</w:t>
       </w:r>
       <w:r>
-        <w:t xml:space="preserve">: sequential pattern mining. The central analytical question is no longer “which items co-occur?” but “which ordered event structures recur often enough to matter?”</w:t>
+        <w:t xml:space="preserve">: sequential pattern mining, where the analytical question is about recurring ordered event structures.</w:t>
       </w:r>
     </w:p>
     <w:p>
@@ -33,325 +33,91 @@
         <w:pStyle w:val="BodyText"/>
       </w:pPr>
       <w:r>
-        <w:t xml:space="preserve">Didactic goal: read this example as a sequence-discovery workflow. The most important lesson is that order-sensitive mining can still follow the same Experiment Line: configure the object, fit it, discover patterns, evaluate the result.</w:t>
+        <w:t xml:space="preserve">Didactic goal: keep the same pattern-mining line of experiment and change only the data type and pattern family so the reader can compare item co-occurrence with event order.</w:t>
       </w:r>
     </w:p>
     <w:p>
       <w:pPr>
-        <w:pStyle w:val="SourceCode"/>
-      </w:pPr>
-      <w:r>
-        <w:rPr>
-          <w:rStyle w:val="FunctionTok"/>
-        </w:rPr>
-        <w:t xml:space="preserve">source</w:t>
-      </w:r>
-      <w:r>
-        <w:rPr>
-          <w:rStyle w:val="NormalTok"/>
-        </w:rPr>
-        <w:t xml:space="preserve">(</w:t>
-      </w:r>
-      <w:r>
-        <w:rPr>
-          <w:rStyle w:val="FunctionTok"/>
-        </w:rPr>
-        <w:t xml:space="preserve">url</w:t>
-      </w:r>
-      <w:r>
-        <w:rPr>
-          <w:rStyle w:val="NormalTok"/>
-        </w:rPr>
-        <w:t xml:space="preserve">(</w:t>
-      </w:r>
-      <w:r>
-        <w:rPr>
-          <w:rStyle w:val="StringTok"/>
-        </w:rPr>
-        <w:t xml:space="preserve">"https://raw.githubusercontent.com/cefet-rj-dal/daltoolbox/main/examples/seed.R"</w:t>
-      </w:r>
-      <w:r>
-        <w:rPr>
-          <w:rStyle w:val="NormalTok"/>
-        </w:rPr>
-        <w:t xml:space="preserve">))</w:t>
-      </w:r>
-      <w:r>
-        <w:br/>
-      </w:r>
-      <w:r>
-        <w:rPr>
-          <w:rStyle w:val="CommentTok"/>
-        </w:rPr>
-        <w:t xml:space="preserve"># Pattern mining - cspade sequences</w:t>
-      </w:r>
-      <w:r>
-        <w:br/>
-      </w:r>
-      <w:r>
-        <w:br/>
-      </w:r>
-      <w:r>
-        <w:rPr>
-          <w:rStyle w:val="CommentTok"/>
-        </w:rPr>
-        <w:t xml:space="preserve"># installation</w:t>
-      </w:r>
-      <w:r>
-        <w:br/>
-      </w:r>
-      <w:r>
-        <w:rPr>
-          <w:rStyle w:val="CommentTok"/>
-        </w:rPr>
-        <w:t xml:space="preserve"># install.packages(c("daltoolbox", "arulesSequences"))</w:t>
-      </w:r>
-      <w:r>
-        <w:br/>
-      </w:r>
-      <w:r>
-        <w:br/>
-      </w:r>
-      <w:r>
-        <w:rPr>
-          <w:rStyle w:val="FunctionTok"/>
-        </w:rPr>
-        <w:t xml:space="preserve">library</w:t>
-      </w:r>
-      <w:r>
-        <w:rPr>
-          <w:rStyle w:val="NormalTok"/>
-        </w:rPr>
-        <w:t xml:space="preserve">(daltoolbox)</w:t>
+        <w:pStyle w:val="BodyText"/>
+      </w:pPr>
+      <w:r>
+        <w:t xml:space="preserve">Environment setup.</w:t>
       </w:r>
     </w:p>
     <w:p>
       <w:pPr>
-        <w:pStyle w:val="FirstParagraph"/>
-      </w:pPr>
-      <w:r>
-        <w:t xml:space="preserve">Load sequence transactions from the example dataset distributed with</w:t>
-      </w:r>
-      <w:r>
-        <w:t xml:space="preserve"> </w:t>
-      </w:r>
-      <w:r>
-        <w:rPr>
-          <w:rStyle w:val="VerbatimChar"/>
-        </w:rPr>
-        <w:t xml:space="preserve">arulesSequences</w:t>
-      </w:r>
-      <w:r>
-        <w:t xml:space="preserve">.</w:t>
+        <w:pStyle w:val="SourceCode"/>
+      </w:pPr>
+      <w:r>
+        <w:rPr>
+          <w:rStyle w:val="FunctionTok"/>
+        </w:rPr>
+        <w:t xml:space="preserve">source</w:t>
+      </w:r>
+      <w:r>
+        <w:rPr>
+          <w:rStyle w:val="NormalTok"/>
+        </w:rPr>
+        <w:t xml:space="preserve">(</w:t>
+      </w:r>
+      <w:r>
+        <w:rPr>
+          <w:rStyle w:val="FunctionTok"/>
+        </w:rPr>
+        <w:t xml:space="preserve">url</w:t>
+      </w:r>
+      <w:r>
+        <w:rPr>
+          <w:rStyle w:val="NormalTok"/>
+        </w:rPr>
+        <w:t xml:space="preserve">(</w:t>
+      </w:r>
+      <w:r>
+        <w:rPr>
+          <w:rStyle w:val="StringTok"/>
+        </w:rPr>
+        <w:t xml:space="preserve">"https://raw.githubusercontent.com/cefet-rj-dal/daltoolbox/main/examples/seed.R"</w:t>
+      </w:r>
+      <w:r>
+        <w:rPr>
+          <w:rStyle w:val="NormalTok"/>
+        </w:rPr>
+        <w:t xml:space="preserve">))</w:t>
+      </w:r>
+      <w:r>
+        <w:br/>
+      </w:r>
+      <w:r>
+        <w:rPr>
+          <w:rStyle w:val="CommentTok"/>
+        </w:rPr>
+        <w:t xml:space="preserve"># install.packages(c("daltoolbox", "arulesSequences"))</w:t>
+      </w:r>
+      <w:r>
+        <w:br/>
+      </w:r>
+      <w:r>
+        <w:br/>
+      </w:r>
+      <w:r>
+        <w:rPr>
+          <w:rStyle w:val="FunctionTok"/>
+        </w:rPr>
+        <w:t xml:space="preserve">library</w:t>
+      </w:r>
+      <w:r>
+        <w:rPr>
+          <w:rStyle w:val="NormalTok"/>
+        </w:rPr>
+        <w:t xml:space="preserve">(daltoolbox)</w:t>
       </w:r>
     </w:p>
     <w:p>
       <w:pPr>
-        <w:pStyle w:val="SourceCode"/>
-      </w:pPr>
-      <w:r>
-        <w:rPr>
-          <w:rStyle w:val="NormalTok"/>
-        </w:rPr>
-        <w:t xml:space="preserve">x </w:t>
-      </w:r>
-      <w:r>
-        <w:rPr>
-          <w:rStyle w:val="OtherTok"/>
-        </w:rPr>
-        <w:t xml:space="preserve">&lt;-</w:t>
-      </w:r>
-      <w:r>
-        <w:rPr>
-          <w:rStyle w:val="NormalTok"/>
-        </w:rPr>
-        <w:t xml:space="preserve"> arulesSequences</w:t>
-      </w:r>
-      <w:r>
-        <w:rPr>
-          <w:rStyle w:val="SpecialCharTok"/>
-        </w:rPr>
-        <w:t xml:space="preserve">::</w:t>
-      </w:r>
-      <w:r>
-        <w:rPr>
-          <w:rStyle w:val="FunctionTok"/>
-        </w:rPr>
-        <w:t xml:space="preserve">read_baskets</w:t>
-      </w:r>
-      <w:r>
-        <w:rPr>
-          <w:rStyle w:val="NormalTok"/>
-        </w:rPr>
-        <w:t xml:space="preserve">(</w:t>
-      </w:r>
-      <w:r>
-        <w:br/>
-      </w:r>
-      <w:r>
-        <w:rPr>
-          <w:rStyle w:val="NormalTok"/>
-        </w:rPr>
-        <w:t xml:space="preserve">  </w:t>
-      </w:r>
-      <w:r>
-        <w:rPr>
-          <w:rStyle w:val="AttributeTok"/>
-        </w:rPr>
-        <w:t xml:space="preserve">con =</w:t>
-      </w:r>
-      <w:r>
-        <w:rPr>
-          <w:rStyle w:val="NormalTok"/>
-        </w:rPr>
-        <w:t xml:space="preserve"> </w:t>
-      </w:r>
-      <w:r>
-        <w:rPr>
-          <w:rStyle w:val="FunctionTok"/>
-        </w:rPr>
-        <w:t xml:space="preserve">system.file</w:t>
-      </w:r>
-      <w:r>
-        <w:rPr>
-          <w:rStyle w:val="NormalTok"/>
-        </w:rPr>
-        <w:t xml:space="preserve">(</w:t>
-      </w:r>
-      <w:r>
-        <w:rPr>
-          <w:rStyle w:val="StringTok"/>
-        </w:rPr>
-        <w:t xml:space="preserve">"misc"</w:t>
-      </w:r>
-      <w:r>
-        <w:rPr>
-          <w:rStyle w:val="NormalTok"/>
-        </w:rPr>
-        <w:t xml:space="preserve">, </w:t>
-      </w:r>
-      <w:r>
-        <w:rPr>
-          <w:rStyle w:val="StringTok"/>
-        </w:rPr>
-        <w:t xml:space="preserve">"zaki.txt"</w:t>
-      </w:r>
-      <w:r>
-        <w:rPr>
-          <w:rStyle w:val="NormalTok"/>
-        </w:rPr>
-        <w:t xml:space="preserve">, </w:t>
-      </w:r>
-      <w:r>
-        <w:rPr>
-          <w:rStyle w:val="AttributeTok"/>
-        </w:rPr>
-        <w:t xml:space="preserve">package =</w:t>
-      </w:r>
-      <w:r>
-        <w:rPr>
-          <w:rStyle w:val="NormalTok"/>
-        </w:rPr>
-        <w:t xml:space="preserve"> </w:t>
-      </w:r>
-      <w:r>
-        <w:rPr>
-          <w:rStyle w:val="StringTok"/>
-        </w:rPr>
-        <w:t xml:space="preserve">"arulesSequences"</w:t>
-      </w:r>
-      <w:r>
-        <w:rPr>
-          <w:rStyle w:val="NormalTok"/>
-        </w:rPr>
-        <w:t xml:space="preserve">),</w:t>
-      </w:r>
-      <w:r>
-        <w:br/>
-      </w:r>
-      <w:r>
-        <w:rPr>
-          <w:rStyle w:val="NormalTok"/>
-        </w:rPr>
-        <w:t xml:space="preserve">  </w:t>
-      </w:r>
-      <w:r>
-        <w:rPr>
-          <w:rStyle w:val="AttributeTok"/>
-        </w:rPr>
-        <w:t xml:space="preserve">info =</w:t>
-      </w:r>
-      <w:r>
-        <w:rPr>
-          <w:rStyle w:val="NormalTok"/>
-        </w:rPr>
-        <w:t xml:space="preserve"> </w:t>
-      </w:r>
-      <w:r>
-        <w:rPr>
-          <w:rStyle w:val="FunctionTok"/>
-        </w:rPr>
-        <w:t xml:space="preserve">c</w:t>
-      </w:r>
-      <w:r>
-        <w:rPr>
-          <w:rStyle w:val="NormalTok"/>
-        </w:rPr>
-        <w:t xml:space="preserve">(</w:t>
-      </w:r>
-      <w:r>
-        <w:rPr>
-          <w:rStyle w:val="StringTok"/>
-        </w:rPr>
-        <w:t xml:space="preserve">"sequenceID"</w:t>
-      </w:r>
-      <w:r>
-        <w:rPr>
-          <w:rStyle w:val="NormalTok"/>
-        </w:rPr>
-        <w:t xml:space="preserve">, </w:t>
-      </w:r>
-      <w:r>
-        <w:rPr>
-          <w:rStyle w:val="StringTok"/>
-        </w:rPr>
-        <w:t xml:space="preserve">"eventID"</w:t>
-      </w:r>
-      <w:r>
-        <w:rPr>
-          <w:rStyle w:val="NormalTok"/>
-        </w:rPr>
-        <w:t xml:space="preserve">, </w:t>
-      </w:r>
-      <w:r>
-        <w:rPr>
-          <w:rStyle w:val="StringTok"/>
-        </w:rPr>
-        <w:t xml:space="preserve">"SIZE"</w:t>
-      </w:r>
-      <w:r>
-        <w:rPr>
-          <w:rStyle w:val="NormalTok"/>
-        </w:rPr>
-        <w:t xml:space="preserve">)</w:t>
-      </w:r>
-      <w:r>
-        <w:br/>
-      </w:r>
-      <w:r>
-        <w:rPr>
-          <w:rStyle w:val="NormalTok"/>
-        </w:rPr>
-        <w:t xml:space="preserve">)</w:t>
-      </w:r>
-      <w:r>
-        <w:br/>
-      </w:r>
-      <w:r>
-        <w:rPr>
-          <w:rStyle w:val="NormalTok"/>
-        </w:rPr>
-        <w:t xml:space="preserve">x</w:t>
+        <w:pStyle w:val="FirstParagraph"/>
+      </w:pPr>
+      <w:r>
+        <w:t xml:space="preserve">Load sequence transactions.</w:t>
       </w:r>
     </w:p>
     <w:p>
@@ -360,392 +126,518 @@
       </w:pPr>
       <w:r>
         <w:rPr>
-          <w:rStyle w:val="VerbatimChar"/>
-        </w:rPr>
-        <w:t xml:space="preserve">## transactions in sparse format with</w:t>
-      </w:r>
-      <w:r>
-        <w:br/>
-      </w:r>
-      <w:r>
-        <w:rPr>
-          <w:rStyle w:val="VerbatimChar"/>
-        </w:rPr>
-        <w:t xml:space="preserve">##  10 transactions (rows) and</w:t>
-      </w:r>
-      <w:r>
-        <w:br/>
-      </w:r>
-      <w:r>
-        <w:rPr>
-          <w:rStyle w:val="VerbatimChar"/>
-        </w:rPr>
-        <w:t xml:space="preserve">##  8 items (columns)</w:t>
+          <w:rStyle w:val="NormalTok"/>
+        </w:rPr>
+        <w:t xml:space="preserve">x </w:t>
+      </w:r>
+      <w:r>
+        <w:rPr>
+          <w:rStyle w:val="OtherTok"/>
+        </w:rPr>
+        <w:t xml:space="preserve">&lt;-</w:t>
+      </w:r>
+      <w:r>
+        <w:rPr>
+          <w:rStyle w:val="NormalTok"/>
+        </w:rPr>
+        <w:t xml:space="preserve"> arulesSequences</w:t>
+      </w:r>
+      <w:r>
+        <w:rPr>
+          <w:rStyle w:val="SpecialCharTok"/>
+        </w:rPr>
+        <w:t xml:space="preserve">::</w:t>
+      </w:r>
+      <w:r>
+        <w:rPr>
+          <w:rStyle w:val="FunctionTok"/>
+        </w:rPr>
+        <w:t xml:space="preserve">read_baskets</w:t>
+      </w:r>
+      <w:r>
+        <w:rPr>
+          <w:rStyle w:val="NormalTok"/>
+        </w:rPr>
+        <w:t xml:space="preserve">(</w:t>
+      </w:r>
+      <w:r>
+        <w:br/>
+      </w:r>
+      <w:r>
+        <w:rPr>
+          <w:rStyle w:val="NormalTok"/>
+        </w:rPr>
+        <w:t xml:space="preserve">  </w:t>
+      </w:r>
+      <w:r>
+        <w:rPr>
+          <w:rStyle w:val="AttributeTok"/>
+        </w:rPr>
+        <w:t xml:space="preserve">con =</w:t>
+      </w:r>
+      <w:r>
+        <w:rPr>
+          <w:rStyle w:val="NormalTok"/>
+        </w:rPr>
+        <w:t xml:space="preserve"> </w:t>
+      </w:r>
+      <w:r>
+        <w:rPr>
+          <w:rStyle w:val="FunctionTok"/>
+        </w:rPr>
+        <w:t xml:space="preserve">system.file</w:t>
+      </w:r>
+      <w:r>
+        <w:rPr>
+          <w:rStyle w:val="NormalTok"/>
+        </w:rPr>
+        <w:t xml:space="preserve">(</w:t>
+      </w:r>
+      <w:r>
+        <w:rPr>
+          <w:rStyle w:val="StringTok"/>
+        </w:rPr>
+        <w:t xml:space="preserve">"misc"</w:t>
+      </w:r>
+      <w:r>
+        <w:rPr>
+          <w:rStyle w:val="NormalTok"/>
+        </w:rPr>
+        <w:t xml:space="preserve">, </w:t>
+      </w:r>
+      <w:r>
+        <w:rPr>
+          <w:rStyle w:val="StringTok"/>
+        </w:rPr>
+        <w:t xml:space="preserve">"zaki.txt"</w:t>
+      </w:r>
+      <w:r>
+        <w:rPr>
+          <w:rStyle w:val="NormalTok"/>
+        </w:rPr>
+        <w:t xml:space="preserve">, </w:t>
+      </w:r>
+      <w:r>
+        <w:rPr>
+          <w:rStyle w:val="AttributeTok"/>
+        </w:rPr>
+        <w:t xml:space="preserve">package =</w:t>
+      </w:r>
+      <w:r>
+        <w:rPr>
+          <w:rStyle w:val="NormalTok"/>
+        </w:rPr>
+        <w:t xml:space="preserve"> </w:t>
+      </w:r>
+      <w:r>
+        <w:rPr>
+          <w:rStyle w:val="StringTok"/>
+        </w:rPr>
+        <w:t xml:space="preserve">"arulesSequences"</w:t>
+      </w:r>
+      <w:r>
+        <w:rPr>
+          <w:rStyle w:val="NormalTok"/>
+        </w:rPr>
+        <w:t xml:space="preserve">),</w:t>
+      </w:r>
+      <w:r>
+        <w:br/>
+      </w:r>
+      <w:r>
+        <w:rPr>
+          <w:rStyle w:val="NormalTok"/>
+        </w:rPr>
+        <w:t xml:space="preserve">  </w:t>
+      </w:r>
+      <w:r>
+        <w:rPr>
+          <w:rStyle w:val="AttributeTok"/>
+        </w:rPr>
+        <w:t xml:space="preserve">info =</w:t>
+      </w:r>
+      <w:r>
+        <w:rPr>
+          <w:rStyle w:val="NormalTok"/>
+        </w:rPr>
+        <w:t xml:space="preserve"> </w:t>
+      </w:r>
+      <w:r>
+        <w:rPr>
+          <w:rStyle w:val="FunctionTok"/>
+        </w:rPr>
+        <w:t xml:space="preserve">c</w:t>
+      </w:r>
+      <w:r>
+        <w:rPr>
+          <w:rStyle w:val="NormalTok"/>
+        </w:rPr>
+        <w:t xml:space="preserve">(</w:t>
+      </w:r>
+      <w:r>
+        <w:rPr>
+          <w:rStyle w:val="StringTok"/>
+        </w:rPr>
+        <w:t xml:space="preserve">"sequenceID"</w:t>
+      </w:r>
+      <w:r>
+        <w:rPr>
+          <w:rStyle w:val="NormalTok"/>
+        </w:rPr>
+        <w:t xml:space="preserve">, </w:t>
+      </w:r>
+      <w:r>
+        <w:rPr>
+          <w:rStyle w:val="StringTok"/>
+        </w:rPr>
+        <w:t xml:space="preserve">"eventID"</w:t>
+      </w:r>
+      <w:r>
+        <w:rPr>
+          <w:rStyle w:val="NormalTok"/>
+        </w:rPr>
+        <w:t xml:space="preserve">, </w:t>
+      </w:r>
+      <w:r>
+        <w:rPr>
+          <w:rStyle w:val="StringTok"/>
+        </w:rPr>
+        <w:t xml:space="preserve">"SIZE"</w:t>
+      </w:r>
+      <w:r>
+        <w:rPr>
+          <w:rStyle w:val="NormalTok"/>
+        </w:rPr>
+        <w:t xml:space="preserve">)</w:t>
+      </w:r>
+      <w:r>
+        <w:br/>
+      </w:r>
+      <w:r>
+        <w:rPr>
+          <w:rStyle w:val="NormalTok"/>
+        </w:rPr>
+        <w:t xml:space="preserve">)</w:t>
+      </w:r>
+      <w:r>
+        <w:br/>
+      </w:r>
+      <w:r>
+        <w:rPr>
+          <w:rStyle w:val="NormalTok"/>
+        </w:rPr>
+        <w:t xml:space="preserve">x</w:t>
       </w:r>
     </w:p>
     <w:p>
       <w:pPr>
-        <w:pStyle w:val="FirstParagraph"/>
-      </w:pPr>
-      <w:r>
-        <w:t xml:space="preserve">Configure the miner with support and sequence-size restrictions.</w:t>
+        <w:pStyle w:val="SourceCode"/>
+      </w:pPr>
+      <w:r>
+        <w:rPr>
+          <w:rStyle w:val="VerbatimChar"/>
+        </w:rPr>
+        <w:t xml:space="preserve">## transactions in sparse format with</w:t>
+      </w:r>
+      <w:r>
+        <w:br/>
+      </w:r>
+      <w:r>
+        <w:rPr>
+          <w:rStyle w:val="VerbatimChar"/>
+        </w:rPr>
+        <w:t xml:space="preserve">##  10 transactions (rows) and</w:t>
+      </w:r>
+      <w:r>
+        <w:br/>
+      </w:r>
+      <w:r>
+        <w:rPr>
+          <w:rStyle w:val="VerbatimChar"/>
+        </w:rPr>
+        <w:t xml:space="preserve">##  8 items (columns)</w:t>
       </w:r>
     </w:p>
     <w:p>
       <w:pPr>
-        <w:pStyle w:val="SourceCode"/>
-      </w:pPr>
-      <w:r>
-        <w:rPr>
-          <w:rStyle w:val="NormalTok"/>
-        </w:rPr>
-        <w:t xml:space="preserve">utils </w:t>
-      </w:r>
-      <w:r>
-        <w:rPr>
-          <w:rStyle w:val="OtherTok"/>
-        </w:rPr>
-        <w:t xml:space="preserve">&lt;-</w:t>
-      </w:r>
-      <w:r>
-        <w:rPr>
-          <w:rStyle w:val="NormalTok"/>
-        </w:rPr>
-        <w:t xml:space="preserve"> </w:t>
-      </w:r>
-      <w:r>
-        <w:rPr>
-          <w:rStyle w:val="FunctionTok"/>
-        </w:rPr>
-        <w:t xml:space="preserve">patutils</w:t>
-      </w:r>
-      <w:r>
-        <w:rPr>
-          <w:rStyle w:val="NormalTok"/>
-        </w:rPr>
-        <w:t xml:space="preserve">()</w:t>
-      </w:r>
-      <w:r>
-        <w:br/>
-      </w:r>
-      <w:r>
-        <w:br/>
-      </w:r>
-      <w:r>
-        <w:rPr>
-          <w:rStyle w:val="NormalTok"/>
-        </w:rPr>
-        <w:t xml:space="preserve">pm </w:t>
-      </w:r>
-      <w:r>
-        <w:rPr>
-          <w:rStyle w:val="OtherTok"/>
-        </w:rPr>
-        <w:t xml:space="preserve">&lt;-</w:t>
-      </w:r>
-      <w:r>
-        <w:rPr>
-          <w:rStyle w:val="NormalTok"/>
-        </w:rPr>
-        <w:t xml:space="preserve"> </w:t>
-      </w:r>
-      <w:r>
-        <w:rPr>
-          <w:rStyle w:val="FunctionTok"/>
-        </w:rPr>
-        <w:t xml:space="preserve">pat_cspade</w:t>
-      </w:r>
-      <w:r>
-        <w:rPr>
-          <w:rStyle w:val="NormalTok"/>
-        </w:rPr>
-        <w:t xml:space="preserve">(</w:t>
-      </w:r>
-      <w:r>
-        <w:br/>
-      </w:r>
-      <w:r>
-        <w:rPr>
-          <w:rStyle w:val="NormalTok"/>
-        </w:rPr>
-        <w:t xml:space="preserve">  </w:t>
-      </w:r>
-      <w:r>
-        <w:rPr>
-          <w:rStyle w:val="AttributeTok"/>
-        </w:rPr>
-        <w:t xml:space="preserve">support =</w:t>
-      </w:r>
-      <w:r>
-        <w:rPr>
-          <w:rStyle w:val="NormalTok"/>
-        </w:rPr>
-        <w:t xml:space="preserve"> </w:t>
-      </w:r>
-      <w:r>
-        <w:rPr>
-          <w:rStyle w:val="FloatTok"/>
-        </w:rPr>
-        <w:t xml:space="preserve">0.4</w:t>
-      </w:r>
-      <w:r>
-        <w:rPr>
-          <w:rStyle w:val="NormalTok"/>
-        </w:rPr>
-        <w:t xml:space="preserve">,</w:t>
-      </w:r>
-      <w:r>
-        <w:br/>
-      </w:r>
-      <w:r>
-        <w:rPr>
-          <w:rStyle w:val="NormalTok"/>
-        </w:rPr>
-        <w:t xml:space="preserve">  </w:t>
-      </w:r>
-      <w:r>
-        <w:rPr>
-          <w:rStyle w:val="AttributeTok"/>
-        </w:rPr>
-        <w:t xml:space="preserve">maxlen =</w:t>
-      </w:r>
-      <w:r>
-        <w:rPr>
-          <w:rStyle w:val="NormalTok"/>
-        </w:rPr>
-        <w:t xml:space="preserve"> </w:t>
-      </w:r>
-      <w:r>
-        <w:rPr>
-          <w:rStyle w:val="DecValTok"/>
-        </w:rPr>
-        <w:t xml:space="preserve">3</w:t>
-      </w:r>
-      <w:r>
-        <w:rPr>
-          <w:rStyle w:val="NormalTok"/>
-        </w:rPr>
-        <w:t xml:space="preserve">,</w:t>
-      </w:r>
-      <w:r>
-        <w:br/>
-      </w:r>
-      <w:r>
-        <w:rPr>
-          <w:rStyle w:val="NormalTok"/>
-        </w:rPr>
-        <w:t xml:space="preserve">  </w:t>
-      </w:r>
-      <w:r>
-        <w:rPr>
-          <w:rStyle w:val="AttributeTok"/>
-        </w:rPr>
-        <w:t xml:space="preserve">quality_filter =</w:t>
-      </w:r>
-      <w:r>
-        <w:rPr>
-          <w:rStyle w:val="NormalTok"/>
-        </w:rPr>
-        <w:t xml:space="preserve"> utils</w:t>
-      </w:r>
-      <w:r>
-        <w:rPr>
-          <w:rStyle w:val="SpecialCharTok"/>
-        </w:rPr>
-        <w:t xml:space="preserve">$</w:t>
-      </w:r>
-      <w:r>
-        <w:rPr>
-          <w:rStyle w:val="FunctionTok"/>
-        </w:rPr>
-        <w:t xml:space="preserve">quality_min</w:t>
-      </w:r>
-      <w:r>
-        <w:rPr>
-          <w:rStyle w:val="NormalTok"/>
-        </w:rPr>
-        <w:t xml:space="preserve">(</w:t>
-      </w:r>
-      <w:r>
-        <w:rPr>
-          <w:rStyle w:val="AttributeTok"/>
-        </w:rPr>
-        <w:t xml:space="preserve">support =</w:t>
-      </w:r>
-      <w:r>
-        <w:rPr>
-          <w:rStyle w:val="NormalTok"/>
-        </w:rPr>
-        <w:t xml:space="preserve"> </w:t>
-      </w:r>
-      <w:r>
-        <w:rPr>
-          <w:rStyle w:val="FloatTok"/>
-        </w:rPr>
-        <w:t xml:space="preserve">0.5</w:t>
-      </w:r>
-      <w:r>
-        <w:rPr>
-          <w:rStyle w:val="NormalTok"/>
-        </w:rPr>
-        <w:t xml:space="preserve">),</w:t>
-      </w:r>
-      <w:r>
-        <w:br/>
-      </w:r>
-      <w:r>
-        <w:rPr>
-          <w:rStyle w:val="NormalTok"/>
-        </w:rPr>
-        <w:t xml:space="preserve">  </w:t>
-      </w:r>
-      <w:r>
-        <w:rPr>
-          <w:rStyle w:val="AttributeTok"/>
-        </w:rPr>
-        <w:t xml:space="preserve">control =</w:t>
-      </w:r>
-      <w:r>
-        <w:rPr>
-          <w:rStyle w:val="NormalTok"/>
-        </w:rPr>
-        <w:t xml:space="preserve"> </w:t>
-      </w:r>
-      <w:r>
-        <w:rPr>
-          <w:rStyle w:val="FunctionTok"/>
-        </w:rPr>
-        <w:t xml:space="preserve">list</w:t>
-      </w:r>
-      <w:r>
-        <w:rPr>
-          <w:rStyle w:val="NormalTok"/>
-        </w:rPr>
-        <w:t xml:space="preserve">(</w:t>
-      </w:r>
-      <w:r>
-        <w:rPr>
-          <w:rStyle w:val="AttributeTok"/>
-        </w:rPr>
-        <w:t xml:space="preserve">verbose =</w:t>
-      </w:r>
-      <w:r>
-        <w:rPr>
-          <w:rStyle w:val="NormalTok"/>
-        </w:rPr>
-        <w:t xml:space="preserve"> </w:t>
-      </w:r>
-      <w:r>
-        <w:rPr>
-          <w:rStyle w:val="ConstantTok"/>
-        </w:rPr>
-        <w:t xml:space="preserve">FALSE</w:t>
-      </w:r>
-      <w:r>
-        <w:rPr>
-          <w:rStyle w:val="NormalTok"/>
-        </w:rPr>
-        <w:t xml:space="preserve">)</w:t>
-      </w:r>
-      <w:r>
-        <w:br/>
-      </w:r>
-      <w:r>
-        <w:rPr>
-          <w:rStyle w:val="NormalTok"/>
-        </w:rPr>
-        <w:t xml:space="preserve">)</w:t>
+        <w:pStyle w:val="FirstParagraph"/>
+      </w:pPr>
+      <w:r>
+        <w:t xml:space="preserve">Model configuration.</w:t>
       </w:r>
     </w:p>
     <w:p>
       <w:pPr>
-        <w:pStyle w:val="FirstParagraph"/>
-      </w:pPr>
-      <w:r>
-        <w:t xml:space="preserve">Fit and discover sequential patterns.</w:t>
+        <w:pStyle w:val="SourceCode"/>
+      </w:pPr>
+      <w:r>
+        <w:rPr>
+          <w:rStyle w:val="NormalTok"/>
+        </w:rPr>
+        <w:t xml:space="preserve">utils </w:t>
+      </w:r>
+      <w:r>
+        <w:rPr>
+          <w:rStyle w:val="OtherTok"/>
+        </w:rPr>
+        <w:t xml:space="preserve">&lt;-</w:t>
+      </w:r>
+      <w:r>
+        <w:rPr>
+          <w:rStyle w:val="NormalTok"/>
+        </w:rPr>
+        <w:t xml:space="preserve"> </w:t>
+      </w:r>
+      <w:r>
+        <w:rPr>
+          <w:rStyle w:val="FunctionTok"/>
+        </w:rPr>
+        <w:t xml:space="preserve">patutils</w:t>
+      </w:r>
+      <w:r>
+        <w:rPr>
+          <w:rStyle w:val="NormalTok"/>
+        </w:rPr>
+        <w:t xml:space="preserve">()</w:t>
+      </w:r>
+      <w:r>
+        <w:br/>
+      </w:r>
+      <w:r>
+        <w:br/>
+      </w:r>
+      <w:r>
+        <w:rPr>
+          <w:rStyle w:val="NormalTok"/>
+        </w:rPr>
+        <w:t xml:space="preserve">pm </w:t>
+      </w:r>
+      <w:r>
+        <w:rPr>
+          <w:rStyle w:val="OtherTok"/>
+        </w:rPr>
+        <w:t xml:space="preserve">&lt;-</w:t>
+      </w:r>
+      <w:r>
+        <w:rPr>
+          <w:rStyle w:val="NormalTok"/>
+        </w:rPr>
+        <w:t xml:space="preserve"> </w:t>
+      </w:r>
+      <w:r>
+        <w:rPr>
+          <w:rStyle w:val="FunctionTok"/>
+        </w:rPr>
+        <w:t xml:space="preserve">pat_cspade</w:t>
+      </w:r>
+      <w:r>
+        <w:rPr>
+          <w:rStyle w:val="NormalTok"/>
+        </w:rPr>
+        <w:t xml:space="preserve">(</w:t>
+      </w:r>
+      <w:r>
+        <w:br/>
+      </w:r>
+      <w:r>
+        <w:rPr>
+          <w:rStyle w:val="NormalTok"/>
+        </w:rPr>
+        <w:t xml:space="preserve">  </w:t>
+      </w:r>
+      <w:r>
+        <w:rPr>
+          <w:rStyle w:val="AttributeTok"/>
+        </w:rPr>
+        <w:t xml:space="preserve">support =</w:t>
+      </w:r>
+      <w:r>
+        <w:rPr>
+          <w:rStyle w:val="NormalTok"/>
+        </w:rPr>
+        <w:t xml:space="preserve"> </w:t>
+      </w:r>
+      <w:r>
+        <w:rPr>
+          <w:rStyle w:val="FloatTok"/>
+        </w:rPr>
+        <w:t xml:space="preserve">0.4</w:t>
+      </w:r>
+      <w:r>
+        <w:rPr>
+          <w:rStyle w:val="NormalTok"/>
+        </w:rPr>
+        <w:t xml:space="preserve">,</w:t>
+      </w:r>
+      <w:r>
+        <w:br/>
+      </w:r>
+      <w:r>
+        <w:rPr>
+          <w:rStyle w:val="NormalTok"/>
+        </w:rPr>
+        <w:t xml:space="preserve">  </w:t>
+      </w:r>
+      <w:r>
+        <w:rPr>
+          <w:rStyle w:val="AttributeTok"/>
+        </w:rPr>
+        <w:t xml:space="preserve">maxlen =</w:t>
+      </w:r>
+      <w:r>
+        <w:rPr>
+          <w:rStyle w:val="NormalTok"/>
+        </w:rPr>
+        <w:t xml:space="preserve"> </w:t>
+      </w:r>
+      <w:r>
+        <w:rPr>
+          <w:rStyle w:val="DecValTok"/>
+        </w:rPr>
+        <w:t xml:space="preserve">3</w:t>
+      </w:r>
+      <w:r>
+        <w:rPr>
+          <w:rStyle w:val="NormalTok"/>
+        </w:rPr>
+        <w:t xml:space="preserve">,</w:t>
+      </w:r>
+      <w:r>
+        <w:br/>
+      </w:r>
+      <w:r>
+        <w:rPr>
+          <w:rStyle w:val="NormalTok"/>
+        </w:rPr>
+        <w:t xml:space="preserve">  </w:t>
+      </w:r>
+      <w:r>
+        <w:rPr>
+          <w:rStyle w:val="AttributeTok"/>
+        </w:rPr>
+        <w:t xml:space="preserve">quality_filter =</w:t>
+      </w:r>
+      <w:r>
+        <w:rPr>
+          <w:rStyle w:val="NormalTok"/>
+        </w:rPr>
+        <w:t xml:space="preserve"> utils</w:t>
+      </w:r>
+      <w:r>
+        <w:rPr>
+          <w:rStyle w:val="SpecialCharTok"/>
+        </w:rPr>
+        <w:t xml:space="preserve">$</w:t>
+      </w:r>
+      <w:r>
+        <w:rPr>
+          <w:rStyle w:val="FunctionTok"/>
+        </w:rPr>
+        <w:t xml:space="preserve">quality_min</w:t>
+      </w:r>
+      <w:r>
+        <w:rPr>
+          <w:rStyle w:val="NormalTok"/>
+        </w:rPr>
+        <w:t xml:space="preserve">(</w:t>
+      </w:r>
+      <w:r>
+        <w:rPr>
+          <w:rStyle w:val="AttributeTok"/>
+        </w:rPr>
+        <w:t xml:space="preserve">support =</w:t>
+      </w:r>
+      <w:r>
+        <w:rPr>
+          <w:rStyle w:val="NormalTok"/>
+        </w:rPr>
+        <w:t xml:space="preserve"> </w:t>
+      </w:r>
+      <w:r>
+        <w:rPr>
+          <w:rStyle w:val="FloatTok"/>
+        </w:rPr>
+        <w:t xml:space="preserve">0.5</w:t>
+      </w:r>
+      <w:r>
+        <w:rPr>
+          <w:rStyle w:val="NormalTok"/>
+        </w:rPr>
+        <w:t xml:space="preserve">),</w:t>
+      </w:r>
+      <w:r>
+        <w:br/>
+      </w:r>
+      <w:r>
+        <w:rPr>
+          <w:rStyle w:val="NormalTok"/>
+        </w:rPr>
+        <w:t xml:space="preserve">  </w:t>
+      </w:r>
+      <w:r>
+        <w:rPr>
+          <w:rStyle w:val="AttributeTok"/>
+        </w:rPr>
+        <w:t xml:space="preserve">control =</w:t>
+      </w:r>
+      <w:r>
+        <w:rPr>
+          <w:rStyle w:val="NormalTok"/>
+        </w:rPr>
+        <w:t xml:space="preserve"> </w:t>
+      </w:r>
+      <w:r>
+        <w:rPr>
+          <w:rStyle w:val="FunctionTok"/>
+        </w:rPr>
+        <w:t xml:space="preserve">list</w:t>
+      </w:r>
+      <w:r>
+        <w:rPr>
+          <w:rStyle w:val="NormalTok"/>
+        </w:rPr>
+        <w:t xml:space="preserve">(</w:t>
+      </w:r>
+      <w:r>
+        <w:rPr>
+          <w:rStyle w:val="AttributeTok"/>
+        </w:rPr>
+        <w:t xml:space="preserve">verbose =</w:t>
+      </w:r>
+      <w:r>
+        <w:rPr>
+          <w:rStyle w:val="NormalTok"/>
+        </w:rPr>
+        <w:t xml:space="preserve"> </w:t>
+      </w:r>
+      <w:r>
+        <w:rPr>
+          <w:rStyle w:val="ConstantTok"/>
+        </w:rPr>
+        <w:t xml:space="preserve">FALSE</w:t>
+      </w:r>
+      <w:r>
+        <w:rPr>
+          <w:rStyle w:val="NormalTok"/>
+        </w:rPr>
+        <w:t xml:space="preserve">)</w:t>
+      </w:r>
+      <w:r>
+        <w:br/>
+      </w:r>
+      <w:r>
+        <w:rPr>
+          <w:rStyle w:val="NormalTok"/>
+        </w:rPr>
+        <w:t xml:space="preserve">)</w:t>
       </w:r>
     </w:p>
     <w:p>
       <w:pPr>
-        <w:pStyle w:val="SourceCode"/>
-      </w:pPr>
-      <w:r>
-        <w:rPr>
-          <w:rStyle w:val="NormalTok"/>
-        </w:rPr>
-        <w:t xml:space="preserve">pm </w:t>
-      </w:r>
-      <w:r>
-        <w:rPr>
-          <w:rStyle w:val="OtherTok"/>
-        </w:rPr>
-        <w:t xml:space="preserve">&lt;-</w:t>
-      </w:r>
-      <w:r>
-        <w:rPr>
-          <w:rStyle w:val="NormalTok"/>
-        </w:rPr>
-        <w:t xml:space="preserve"> </w:t>
-      </w:r>
-      <w:r>
-        <w:rPr>
-          <w:rStyle w:val="FunctionTok"/>
-        </w:rPr>
-        <w:t xml:space="preserve">fit</w:t>
-      </w:r>
-      <w:r>
-        <w:rPr>
-          <w:rStyle w:val="NormalTok"/>
-        </w:rPr>
-        <w:t xml:space="preserve">(pm, x)</w:t>
-      </w:r>
-      <w:r>
-        <w:br/>
-      </w:r>
-      <w:r>
-        <w:rPr>
-          <w:rStyle w:val="NormalTok"/>
-        </w:rPr>
-        <w:t xml:space="preserve">seqs </w:t>
-      </w:r>
-      <w:r>
-        <w:rPr>
-          <w:rStyle w:val="OtherTok"/>
-        </w:rPr>
-        <w:t xml:space="preserve">&lt;-</w:t>
-      </w:r>
-      <w:r>
-        <w:rPr>
-          <w:rStyle w:val="NormalTok"/>
-        </w:rPr>
-        <w:t xml:space="preserve"> </w:t>
-      </w:r>
-      <w:r>
-        <w:rPr>
-          <w:rStyle w:val="FunctionTok"/>
-        </w:rPr>
-        <w:t xml:space="preserve">discover</w:t>
-      </w:r>
-      <w:r>
-        <w:rPr>
-          <w:rStyle w:val="NormalTok"/>
-        </w:rPr>
-        <w:t xml:space="preserve">(pm, x)</w:t>
-      </w:r>
-      <w:r>
-        <w:br/>
-      </w:r>
-      <w:r>
-        <w:rPr>
-          <w:rStyle w:val="FunctionTok"/>
-        </w:rPr>
-        <w:t xml:space="preserve">length</w:t>
-      </w:r>
-      <w:r>
-        <w:rPr>
-          <w:rStyle w:val="NormalTok"/>
-        </w:rPr>
-        <w:t xml:space="preserve">(seqs)</w:t>
+        <w:pStyle w:val="FirstParagraph"/>
+      </w:pPr>
+      <w:r>
+        <w:t xml:space="preserve">Fit and discover patterns.</w:t>
       </w:r>
     </w:p>
     <w:p>
@@ -754,73 +646,100 @@
       </w:pPr>
       <w:r>
         <w:rPr>
-          <w:rStyle w:val="VerbatimChar"/>
-        </w:rPr>
-        <w:t xml:space="preserve">## [1] 18</w:t>
+          <w:rStyle w:val="NormalTok"/>
+        </w:rPr>
+        <w:t xml:space="preserve">pm </w:t>
+      </w:r>
+      <w:r>
+        <w:rPr>
+          <w:rStyle w:val="OtherTok"/>
+        </w:rPr>
+        <w:t xml:space="preserve">&lt;-</w:t>
+      </w:r>
+      <w:r>
+        <w:rPr>
+          <w:rStyle w:val="NormalTok"/>
+        </w:rPr>
+        <w:t xml:space="preserve"> </w:t>
+      </w:r>
+      <w:r>
+        <w:rPr>
+          <w:rStyle w:val="FunctionTok"/>
+        </w:rPr>
+        <w:t xml:space="preserve">fit</w:t>
+      </w:r>
+      <w:r>
+        <w:rPr>
+          <w:rStyle w:val="NormalTok"/>
+        </w:rPr>
+        <w:t xml:space="preserve">(pm, x)</w:t>
+      </w:r>
+      <w:r>
+        <w:br/>
+      </w:r>
+      <w:r>
+        <w:rPr>
+          <w:rStyle w:val="NormalTok"/>
+        </w:rPr>
+        <w:t xml:space="preserve">seqs </w:t>
+      </w:r>
+      <w:r>
+        <w:rPr>
+          <w:rStyle w:val="OtherTok"/>
+        </w:rPr>
+        <w:t xml:space="preserve">&lt;-</w:t>
+      </w:r>
+      <w:r>
+        <w:rPr>
+          <w:rStyle w:val="NormalTok"/>
+        </w:rPr>
+        <w:t xml:space="preserve"> </w:t>
+      </w:r>
+      <w:r>
+        <w:rPr>
+          <w:rStyle w:val="FunctionTok"/>
+        </w:rPr>
+        <w:t xml:space="preserve">discover</w:t>
+      </w:r>
+      <w:r>
+        <w:rPr>
+          <w:rStyle w:val="NormalTok"/>
+        </w:rPr>
+        <w:t xml:space="preserve">(pm, x)</w:t>
+      </w:r>
+      <w:r>
+        <w:br/>
+      </w:r>
+      <w:r>
+        <w:rPr>
+          <w:rStyle w:val="FunctionTok"/>
+        </w:rPr>
+        <w:t xml:space="preserve">length</w:t>
+      </w:r>
+      <w:r>
+        <w:rPr>
+          <w:rStyle w:val="NormalTok"/>
+        </w:rPr>
+        <w:t xml:space="preserve">(seqs)</w:t>
       </w:r>
     </w:p>
     <w:p>
       <w:pPr>
-        <w:pStyle w:val="FirstParagraph"/>
-      </w:pPr>
-      <w:r>
-        <w:t xml:space="preserve">Evaluate the resulting sequence set.</w:t>
+        <w:pStyle w:val="SourceCode"/>
+      </w:pPr>
+      <w:r>
+        <w:rPr>
+          <w:rStyle w:val="VerbatimChar"/>
+        </w:rPr>
+        <w:t xml:space="preserve">## [1] 18</w:t>
       </w:r>
     </w:p>
     <w:p>
       <w:pPr>
-        <w:pStyle w:val="SourceCode"/>
-      </w:pPr>
-      <w:r>
-        <w:rPr>
-          <w:rStyle w:val="NormalTok"/>
-        </w:rPr>
-        <w:t xml:space="preserve">eval </w:t>
-      </w:r>
-      <w:r>
-        <w:rPr>
-          <w:rStyle w:val="OtherTok"/>
-        </w:rPr>
-        <w:t xml:space="preserve">&lt;-</w:t>
-      </w:r>
-      <w:r>
-        <w:rPr>
-          <w:rStyle w:val="NormalTok"/>
-        </w:rPr>
-        <w:t xml:space="preserve"> </w:t>
-      </w:r>
-      <w:r>
-        <w:rPr>
-          <w:rStyle w:val="FunctionTok"/>
-        </w:rPr>
-        <w:t xml:space="preserve">evaluate</w:t>
-      </w:r>
-      <w:r>
-        <w:rPr>
-          <w:rStyle w:val="NormalTok"/>
-        </w:rPr>
-        <w:t xml:space="preserve">(pm, seqs)</w:t>
-      </w:r>
-      <w:r>
-        <w:br/>
-      </w:r>
-      <w:r>
-        <w:rPr>
-          <w:rStyle w:val="NormalTok"/>
-        </w:rPr>
-        <w:t xml:space="preserve">eval</w:t>
-      </w:r>
-      <w:r>
-        <w:rPr>
-          <w:rStyle w:val="SpecialCharTok"/>
-        </w:rPr>
-        <w:t xml:space="preserve">$</w:t>
-      </w:r>
-      <w:r>
-        <w:rPr>
-          <w:rStyle w:val="NormalTok"/>
-        </w:rPr>
-        <w:t xml:space="preserve">metrics</w:t>
+        <w:pStyle w:val="FirstParagraph"/>
+      </w:pPr>
+      <w:r>
+        <w:t xml:space="preserve">Evaluate the discovered patterns.</w:t>
       </w:r>
     </w:p>
     <w:p>
@@ -829,94 +748,109 @@
       </w:pPr>
       <w:r>
         <w:rPr>
-          <w:rStyle w:val="VerbatimChar"/>
-        </w:rPr>
-        <w:t xml:space="preserve">##           metric      value      type</w:t>
-      </w:r>
-      <w:r>
-        <w:br/>
-      </w:r>
-      <w:r>
-        <w:rPr>
-          <w:rStyle w:val="VerbatimChar"/>
-        </w:rPr>
-        <w:t xml:space="preserve">## 1  pattern_count 18.0000000 intrinsic</w:t>
-      </w:r>
-      <w:r>
-        <w:br/>
-      </w:r>
-      <w:r>
-        <w:rPr>
-          <w:rStyle w:val="VerbatimChar"/>
-        </w:rPr>
-        <w:t xml:space="preserve">## 2   mean_support  0.6527778 intrinsic</w:t>
-      </w:r>
-      <w:r>
-        <w:br/>
-      </w:r>
-      <w:r>
-        <w:rPr>
-          <w:rStyle w:val="VerbatimChar"/>
-        </w:rPr>
-        <w:t xml:space="preserve">## 3    mean_length  1.7222222 intrinsic</w:t>
-      </w:r>
-      <w:r>
-        <w:br/>
-      </w:r>
-      <w:r>
-        <w:rPr>
-          <w:rStyle w:val="VerbatimChar"/>
-        </w:rPr>
-        <w:t xml:space="preserve">## 4 retained_ratio  1.0000000    filter</w:t>
+          <w:rStyle w:val="NormalTok"/>
+        </w:rPr>
+        <w:t xml:space="preserve">eval </w:t>
+      </w:r>
+      <w:r>
+        <w:rPr>
+          <w:rStyle w:val="OtherTok"/>
+        </w:rPr>
+        <w:t xml:space="preserve">&lt;-</w:t>
+      </w:r>
+      <w:r>
+        <w:rPr>
+          <w:rStyle w:val="NormalTok"/>
+        </w:rPr>
+        <w:t xml:space="preserve"> </w:t>
+      </w:r>
+      <w:r>
+        <w:rPr>
+          <w:rStyle w:val="FunctionTok"/>
+        </w:rPr>
+        <w:t xml:space="preserve">evaluate</w:t>
+      </w:r>
+      <w:r>
+        <w:rPr>
+          <w:rStyle w:val="NormalTok"/>
+        </w:rPr>
+        <w:t xml:space="preserve">(pm, seqs)</w:t>
+      </w:r>
+      <w:r>
+        <w:br/>
+      </w:r>
+      <w:r>
+        <w:rPr>
+          <w:rStyle w:val="NormalTok"/>
+        </w:rPr>
+        <w:t xml:space="preserve">eval</w:t>
+      </w:r>
+      <w:r>
+        <w:rPr>
+          <w:rStyle w:val="SpecialCharTok"/>
+        </w:rPr>
+        <w:t xml:space="preserve">$</w:t>
+      </w:r>
+      <w:r>
+        <w:rPr>
+          <w:rStyle w:val="NormalTok"/>
+        </w:rPr>
+        <w:t xml:space="preserve">metrics</w:t>
       </w:r>
     </w:p>
     <w:p>
       <w:pPr>
-        <w:pStyle w:val="FirstParagraph"/>
-      </w:pPr>
-      <w:r>
-        <w:t xml:space="preserve">Inspect a few patterns.</w:t>
+        <w:pStyle w:val="SourceCode"/>
+      </w:pPr>
+      <w:r>
+        <w:rPr>
+          <w:rStyle w:val="VerbatimChar"/>
+        </w:rPr>
+        <w:t xml:space="preserve">##           metric      value      type</w:t>
+      </w:r>
+      <w:r>
+        <w:br/>
+      </w:r>
+      <w:r>
+        <w:rPr>
+          <w:rStyle w:val="VerbatimChar"/>
+        </w:rPr>
+        <w:t xml:space="preserve">## 1  pattern_count 18.0000000 intrinsic</w:t>
+      </w:r>
+      <w:r>
+        <w:br/>
+      </w:r>
+      <w:r>
+        <w:rPr>
+          <w:rStyle w:val="VerbatimChar"/>
+        </w:rPr>
+        <w:t xml:space="preserve">## 2   mean_support  0.6527778 intrinsic</w:t>
+      </w:r>
+      <w:r>
+        <w:br/>
+      </w:r>
+      <w:r>
+        <w:rPr>
+          <w:rStyle w:val="VerbatimChar"/>
+        </w:rPr>
+        <w:t xml:space="preserve">## 3    mean_length  1.7222222 intrinsic</w:t>
+      </w:r>
+      <w:r>
+        <w:br/>
+      </w:r>
+      <w:r>
+        <w:rPr>
+          <w:rStyle w:val="VerbatimChar"/>
+        </w:rPr>
+        <w:t xml:space="preserve">## 4 retained_ratio  1.0000000    filter</w:t>
       </w:r>
     </w:p>
     <w:p>
       <w:pPr>
-        <w:pStyle w:val="SourceCode"/>
-      </w:pPr>
-      <w:r>
-        <w:rPr>
-          <w:rStyle w:val="FunctionTok"/>
-        </w:rPr>
-        <w:t xml:space="preserve">head</w:t>
-      </w:r>
-      <w:r>
-        <w:rPr>
-          <w:rStyle w:val="NormalTok"/>
-        </w:rPr>
-        <w:t xml:space="preserve">(</w:t>
-      </w:r>
-      <w:r>
-        <w:rPr>
-          <w:rStyle w:val="FunctionTok"/>
-        </w:rPr>
-        <w:t xml:space="preserve">as</w:t>
-      </w:r>
-      <w:r>
-        <w:rPr>
-          <w:rStyle w:val="NormalTok"/>
-        </w:rPr>
-        <w:t xml:space="preserve">(seqs, </w:t>
-      </w:r>
-      <w:r>
-        <w:rPr>
-          <w:rStyle w:val="StringTok"/>
-        </w:rPr>
-        <w:t xml:space="preserve">"data.frame"</w:t>
-      </w:r>
-      <w:r>
-        <w:rPr>
-          <w:rStyle w:val="NormalTok"/>
-        </w:rPr>
-        <w:t xml:space="preserve">))</w:t>
+        <w:pStyle w:val="FirstParagraph"/>
+      </w:pPr>
+      <w:r>
+        <w:t xml:space="preserve">Inspect a few patterns.</w:t>
       </w:r>
     </w:p>
     <w:p>
@@ -925,160 +859,124 @@
       </w:pPr>
       <w:r>
         <w:rPr>
-          <w:rStyle w:val="VerbatimChar"/>
-        </w:rPr>
-        <w:t xml:space="preserve">##   sequence support</w:t>
-      </w:r>
-      <w:r>
-        <w:br/>
-      </w:r>
-      <w:r>
-        <w:rPr>
-          <w:rStyle w:val="VerbatimChar"/>
-        </w:rPr>
-        <w:t xml:space="preserve">## 1    &lt;{A}&gt;    1.00</w:t>
-      </w:r>
-      <w:r>
-        <w:br/>
-      </w:r>
-      <w:r>
-        <w:rPr>
-          <w:rStyle w:val="VerbatimChar"/>
-        </w:rPr>
-        <w:t xml:space="preserve">## 2    &lt;{B}&gt;    1.00</w:t>
-      </w:r>
-      <w:r>
-        <w:br/>
-      </w:r>
-      <w:r>
-        <w:rPr>
-          <w:rStyle w:val="VerbatimChar"/>
-        </w:rPr>
-        <w:t xml:space="preserve">## 3    &lt;{D}&gt;    0.50</w:t>
-      </w:r>
-      <w:r>
-        <w:br/>
-      </w:r>
-      <w:r>
-        <w:rPr>
-          <w:rStyle w:val="VerbatimChar"/>
-        </w:rPr>
-        <w:t xml:space="preserve">## 4    &lt;{F}&gt;    1.00</w:t>
-      </w:r>
-      <w:r>
-        <w:br/>
-      </w:r>
-      <w:r>
-        <w:rPr>
-          <w:rStyle w:val="VerbatimChar"/>
-        </w:rPr>
-        <w:t xml:space="preserve">## 5  &lt;{A,F}&gt;    0.75</w:t>
-      </w:r>
-      <w:r>
-        <w:br/>
-      </w:r>
-      <w:r>
-        <w:rPr>
-          <w:rStyle w:val="VerbatimChar"/>
-        </w:rPr>
-        <w:t xml:space="preserve">## 6  &lt;{B,F}&gt;    1.00</w:t>
+          <w:rStyle w:val="FunctionTok"/>
+        </w:rPr>
+        <w:t xml:space="preserve">head</w:t>
+      </w:r>
+      <w:r>
+        <w:rPr>
+          <w:rStyle w:val="NormalTok"/>
+        </w:rPr>
+        <w:t xml:space="preserve">(</w:t>
+      </w:r>
+      <w:r>
+        <w:rPr>
+          <w:rStyle w:val="FunctionTok"/>
+        </w:rPr>
+        <w:t xml:space="preserve">as</w:t>
+      </w:r>
+      <w:r>
+        <w:rPr>
+          <w:rStyle w:val="NormalTok"/>
+        </w:rPr>
+        <w:t xml:space="preserve">(seqs, </w:t>
+      </w:r>
+      <w:r>
+        <w:rPr>
+          <w:rStyle w:val="StringTok"/>
+        </w:rPr>
+        <w:t xml:space="preserve">"data.frame"</w:t>
+      </w:r>
+      <w:r>
+        <w:rPr>
+          <w:rStyle w:val="NormalTok"/>
+        </w:rPr>
+        <w:t xml:space="preserve">))</w:t>
       </w:r>
     </w:p>
     <w:p>
       <w:pPr>
-        <w:pStyle w:val="FirstParagraph"/>
-      </w:pPr>
-      <w:r>
-        <w:t xml:space="preserve">What to observe</w:t>
-      </w:r>
-      <w:r>
-        <w:t xml:space="preserve"> </w:t>
-      </w:r>
-      <w:r>
-        <w:t xml:space="preserve">-</w:t>
-      </w:r>
-      <w:r>
-        <w:t xml:space="preserve"> </w:t>
-      </w:r>
+        <w:pStyle w:val="SourceCode"/>
+      </w:pPr>
       <w:r>
         <w:rPr>
           <w:rStyle w:val="VerbatimChar"/>
         </w:rPr>
-        <w:t xml:space="preserve">support</w:t>
-      </w:r>
-      <w:r>
-        <w:t xml:space="preserve"> </w:t>
-      </w:r>
-      <w:r>
-        <w:t xml:space="preserve">remains central, but now the patterns are ordered structures rather than unordered itemsets.</w:t>
-      </w:r>
-      <w:r>
-        <w:t xml:space="preserve"> </w:t>
-      </w:r>
-      <w:r>
-        <w:t xml:space="preserve">-</w:t>
-      </w:r>
-      <w:r>
-        <w:t xml:space="preserve"> </w:t>
+        <w:t xml:space="preserve">##   sequence support</w:t>
+      </w:r>
+      <w:r>
+        <w:br/>
       </w:r>
       <w:r>
         <w:rPr>
           <w:rStyle w:val="VerbatimChar"/>
         </w:rPr>
-        <w:t xml:space="preserve">maxlen</w:t>
-      </w:r>
-      <w:r>
-        <w:t xml:space="preserve"> </w:t>
-      </w:r>
-      <w:r>
-        <w:t xml:space="preserve">controls sequence complexity and can be decisive for keeping the result interpretable.</w:t>
-      </w:r>
-      <w:r>
-        <w:t xml:space="preserve"> </w:t>
-      </w:r>
-      <w:r>
-        <w:t xml:space="preserve">-</w:t>
-      </w:r>
-      <w:r>
-        <w:t xml:space="preserve"> </w:t>
+        <w:t xml:space="preserve">## 1    &lt;{A}&gt;    1.00</w:t>
+      </w:r>
+      <w:r>
+        <w:br/>
       </w:r>
       <w:r>
         <w:rPr>
           <w:rStyle w:val="VerbatimChar"/>
         </w:rPr>
-        <w:t xml:space="preserve">evaluate()</w:t>
-      </w:r>
-      <w:r>
-        <w:t xml:space="preserve"> </w:t>
-      </w:r>
-      <w:r>
-        <w:t xml:space="preserve">summarizes the discovered sequence family without pretending that this is a supervised learning problem.</w:t>
+        <w:t xml:space="preserve">## 2    &lt;{B}&gt;    1.00</w:t>
+      </w:r>
+      <w:r>
+        <w:br/>
+      </w:r>
+      <w:r>
+        <w:rPr>
+          <w:rStyle w:val="VerbatimChar"/>
+        </w:rPr>
+        <w:t xml:space="preserve">## 3    &lt;{D}&gt;    0.50</w:t>
+      </w:r>
+      <w:r>
+        <w:br/>
+      </w:r>
+      <w:r>
+        <w:rPr>
+          <w:rStyle w:val="VerbatimChar"/>
+        </w:rPr>
+        <w:t xml:space="preserve">## 4    &lt;{F}&gt;    1.00</w:t>
+      </w:r>
+      <w:r>
+        <w:br/>
+      </w:r>
+      <w:r>
+        <w:rPr>
+          <w:rStyle w:val="VerbatimChar"/>
+        </w:rPr>
+        <w:t xml:space="preserve">## 5  &lt;{A,F}&gt;    0.75</w:t>
+      </w:r>
+      <w:r>
+        <w:br/>
+      </w:r>
+      <w:r>
+        <w:rPr>
+          <w:rStyle w:val="VerbatimChar"/>
+        </w:rPr>
+        <w:t xml:space="preserve">## 6  &lt;{B,F}&gt;    1.00</w:t>
       </w:r>
     </w:p>
     <w:p>
       <w:pPr>
-        <w:pStyle w:val="BodyText"/>
-      </w:pPr>
-      <w:r>
-        <w:t xml:space="preserve">Common mistakes</w:t>
+        <w:pStyle w:val="FirstParagraph"/>
+      </w:pPr>
+      <w:r>
+        <w:t xml:space="preserve">What to observe</w:t>
       </w:r>
       <w:r>
         <w:t xml:space="preserve"> </w:t>
       </w:r>
       <w:r>
-        <w:t xml:space="preserve">- Reading sequential patterns as if they were ordinary association rules.</w:t>
+        <w:t xml:space="preserve">- The workflow is unchanged from the other pattern-mining examples.</w:t>
       </w:r>
       <w:r>
         <w:t xml:space="preserve"> </w:t>
       </w:r>
       <w:r>
-        <w:t xml:space="preserve">- Using very loose support thresholds and letting the number of sequences explode.</w:t>
-      </w:r>
-      <w:r>
-        <w:t xml:space="preserve"> </w:t>
-      </w:r>
-      <w:r>
-        <w:t xml:space="preserve">- Ignoring sequence length when interpreting the result.</w:t>
+        <w:t xml:space="preserve">- The main semantic change is that order now matters, so the discovered structures are sequences rather than itemsets or rules.</w:t>
       </w:r>
     </w:p>
     <w:sectPr>
